--- a/Docs/MbPA_Engineering_Handoff.docx
+++ b/Docs/MbPA_Engineering_Handoff.docx
@@ -3041,7 +3041,7 @@
                 <w:sz w:val="20"/>
                 <w:szCs w:val="20"/>
               </w:rPr>
-              <w:t xml:space="preserve">Cloudflare R2 — uploaded documents, generated certificates</w:t>
+              <w:t>Backblaze B2 — uploaded documents, generated certificates</w:t>
             </w:r>
           </w:p>
         </w:tc>
@@ -6738,11 +6738,19 @@
       </w:r>
     </w:p>
     <w:p>
+      <w:r>
+        <w:rPr>
+          <w:i/>
+        </w:rPr>
+        <w:t>Post-decision revision (as of this document's sync against the built portal): this section originally selected Cloudflare R2, on the strength of R2's unconditional zero-egress-fee policy. The team switched the actual deployment to Backblaze B2 during implementation (config/settings/base.py's B2_KEY_ID / B2_APPLICATION_KEY / B2_BUCKET_NAME / B2_REGION, backblazeb2.com endpoint) — same S3-compatible integration shape, different vendor. The r2_object_key field name on DocumentUpload/Certificate is a naming artifact of the original design and was left unchanged rather than requiring a live-data migration for no functional benefit.</w:t>
+      </w:r>
+    </w:p>
+    <w:p>
       <w:pPr>
         <w:pStyle w:val="Heading2"/>
       </w:pPr>
       <w:r>
-        <w:t xml:space="preserve">5.9 Object/File Storage: Cloudflare R2</w:t>
+        <w:t>5.9 Object/File Storage: Backblaze B2</w:t>
       </w:r>
     </w:p>
     <w:tbl>
@@ -6969,7 +6977,7 @@
                 <w:sz w:val="20"/>
                 <w:szCs w:val="20"/>
               </w:rPr>
-              <w:t xml:space="preserve">Cloudflare R2</w:t>
+              <w:t>Cloudflare R2 (superseded)</w:t>
             </w:r>
           </w:p>
         </w:tc>
@@ -7027,7 +7035,96 @@
                 <w:sz w:val="20"/>
                 <w:szCs w:val="20"/>
               </w:rPr>
-              <w:t xml:space="preserve">Selected</w:t>
+              <w:t>Originally selected here; see note above</w:t>
+            </w:r>
+          </w:p>
+        </w:tc>
+      </w:tr>
+      <w:tr>
+        <w:tc>
+          <w:tcPr>
+            <w:tcW w:type="dxa" w:w="3120"/>
+            <w:tcBorders>
+              <w:top w:val="single" w:color="B0B8C4" w:sz="1"/>
+              <w:left w:val="single" w:color="B0B8C4" w:sz="1"/>
+              <w:bottom w:val="single" w:color="B0B8C4" w:sz="1"/>
+              <w:right w:val="single" w:color="B0B8C4" w:sz="1"/>
+            </w:tcBorders>
+            <w:tcMar>
+              <w:top w:type="dxa" w:w="80"/>
+              <w:left w:type="dxa" w:w="120"/>
+              <w:bottom w:type="dxa" w:w="80"/>
+              <w:right w:type="dxa" w:w="120"/>
+            </w:tcMar>
+          </w:tcPr>
+          <w:p>
+            <w:r>
+              <w:rPr>
+                <w:b w:val="false"/>
+                <w:bCs w:val="false"/>
+                <w:color w:val="000000"/>
+                <w:sz w:val="20"/>
+                <w:szCs w:val="20"/>
+              </w:rPr>
+              <w:t>Backblaze B2</w:t>
+            </w:r>
+          </w:p>
+        </w:tc>
+        <w:tc>
+          <w:tcPr>
+            <w:tcW w:type="dxa" w:w="3120"/>
+            <w:tcBorders>
+              <w:top w:val="single" w:color="B0B8C4" w:sz="1"/>
+              <w:left w:val="single" w:color="B0B8C4" w:sz="1"/>
+              <w:bottom w:val="single" w:color="B0B8C4" w:sz="1"/>
+              <w:right w:val="single" w:color="B0B8C4" w:sz="1"/>
+            </w:tcBorders>
+            <w:tcMar>
+              <w:top w:type="dxa" w:w="80"/>
+              <w:left w:type="dxa" w:w="120"/>
+              <w:bottom w:type="dxa" w:w="80"/>
+              <w:right w:type="dxa" w:w="120"/>
+            </w:tcMar>
+          </w:tcPr>
+          <w:p>
+            <w:r>
+              <w:rPr>
+                <w:b w:val="false"/>
+                <w:bCs w:val="false"/>
+                <w:color w:val="000000"/>
+                <w:sz w:val="20"/>
+                <w:szCs w:val="20"/>
+              </w:rPr>
+              <w:t>10GB storage, permanent (not time-limited); free egress up to 3x the average monthly stored volume via the S3-compatible API ($0.01/GB beyond that); S3-compatible API</w:t>
+            </w:r>
+          </w:p>
+        </w:tc>
+        <w:tc>
+          <w:tcPr>
+            <w:tcW w:type="dxa" w:w="3120"/>
+            <w:tcBorders>
+              <w:top w:val="single" w:color="B0B8C4" w:sz="1"/>
+              <w:left w:val="single" w:color="B0B8C4" w:sz="1"/>
+              <w:bottom w:val="single" w:color="B0B8C4" w:sz="1"/>
+              <w:right w:val="single" w:color="B0B8C4" w:sz="1"/>
+            </w:tcBorders>
+            <w:tcMar>
+              <w:top w:type="dxa" w:w="80"/>
+              <w:left w:type="dxa" w:w="120"/>
+              <w:bottom w:type="dxa" w:w="80"/>
+              <w:right w:type="dxa" w:w="120"/>
+            </w:tcMar>
+          </w:tcPr>
+          <w:p>
+            <w:r>
+              <w:rPr>
+                <w:b w:val="false"/>
+                <w:bCs w:val="false"/>
+                <w:color w:val="000000"/>
+                <w:sz w:val="20"/>
+                <w:szCs w:val="20"/>
+              </w:rPr>
+              <w:t>Actually deployed</w:t>
             </w:r>
           </w:p>
         </w:tc>
@@ -7038,7 +7135,7 @@
         <w:spacing w:after="160"/>
       </w:pPr>
       <w:r>
-        <w:t xml:space="preserve">S3's free tier is a 12-month trial, not a durable feature, and its egress pricing is specifically painful for a document-retrieval-heavy portal where certificates and NOC documents are downloaded repeatedly by applicants and officers. R2's permanent free tier and zero egress policy mean every such download costs nothing instead of metering against a budget that does not exist.</w:t>
+        <w:t>S3's free tier is a 12-month trial, not a durable feature, and its egress pricing is specifically painful for a document-retrieval-heavy portal where certificates and NOC documents are downloaded repeatedly by applicants and officers. Both R2 and Backblaze B2 avoid that specific trap. B2's free egress is capped at 3x the average monthly stored volume (rather than R2's unconditional zero), but comfortably covers this system's actual document-retrieval volume, and B2 is the vendor actually provisioned during implementation.</w:t>
       </w:r>
     </w:p>
     <w:p>
@@ -12138,7 +12235,7 @@
         <w:spacing w:after="80"/>
       </w:pPr>
       <w:r>
-        <w:t xml:space="preserve">Neon, Cloudflare R2, and Resend official documentation and pricing pages</w:t>
+        <w:t>Neon, Backblaze B2, and Resend official documentation and pricing pages</w:t>
       </w:r>
     </w:p>
     <w:p>
